--- a/zht/docx/081.content.docx
+++ b/zht/docx/081.content.docx
@@ -349,18 +349,12 @@
           <w:lang w:val="zh_TW" w:bidi="zh_TW"/>
         </w:rPr>
       </w:r>
-      <w:hyperlink r:id="rId13">
-        <w:r>
-          <w:rPr>
-            <w:lang w:val="zh_TW" w:bidi="zh_TW"/>
-          </w:rPr>
-          <w:rPr>
-            <w:color w:val="0000EE"/>
-            <w:u w:val="single"/>
-          </w:rPr>
-          <w:t>箴言8:4–5</w:t>
-        </w:r>
-      </w:hyperlink>
+      <w:r>
+        <w:rPr>
+          <w:lang w:val="zh_TW" w:bidi="zh_TW"/>
+        </w:rPr>
+        <w:t>箴言8:4–5</w:t>
+      </w:r>
     </w:p>
     <w:p>
       <w:pPr>
@@ -373,18 +367,12 @@
           <w:lang w:val="zh_TW" w:bidi="zh_TW"/>
         </w:rPr>
       </w:r>
-      <w:hyperlink r:id="rId14">
-        <w:r>
-          <w:rPr>
-            <w:lang w:val="zh_TW" w:bidi="zh_TW"/>
-          </w:rPr>
-          <w:rPr>
-            <w:color w:val="0000EE"/>
-            <w:u w:val="single"/>
-          </w:rPr>
-          <w:t>箴言12:23–24</w:t>
-        </w:r>
-      </w:hyperlink>
+      <w:r>
+        <w:rPr>
+          <w:lang w:val="zh_TW" w:bidi="zh_TW"/>
+        </w:rPr>
+        <w:t>箴言12:23–24</w:t>
+      </w:r>
     </w:p>
     <w:p>
       <w:pPr>
@@ -397,18 +385,12 @@
           <w:lang w:val="zh_TW" w:bidi="zh_TW"/>
         </w:rPr>
       </w:r>
-      <w:hyperlink r:id="rId15">
-        <w:r>
-          <w:rPr>
-            <w:lang w:val="zh_TW" w:bidi="zh_TW"/>
-          </w:rPr>
-          <w:rPr>
-            <w:color w:val="0000EE"/>
-            <w:u w:val="single"/>
-          </w:rPr>
-          <w:t>箴言27:12</w:t>
-        </w:r>
-      </w:hyperlink>
+      <w:r>
+        <w:rPr>
+          <w:lang w:val="zh_TW" w:bidi="zh_TW"/>
+        </w:rPr>
+        <w:t>箴言27:12</w:t>
+      </w:r>
     </w:p>
     <w:p>
       <w:pPr>
@@ -636,18 +618,12 @@
           <w:lang w:val="zh_TW" w:bidi="zh_TW"/>
         </w:rPr>
       </w:r>
-      <w:hyperlink r:id="rId16">
-        <w:r>
-          <w:rPr>
-            <w:lang w:val="zh_TW" w:bidi="zh_TW"/>
-          </w:rPr>
-          <w:rPr>
-            <w:color w:val="0000EE"/>
-            <w:u w:val="single"/>
-          </w:rPr>
-          <w:t>列王紀上21:8–10</w:t>
-        </w:r>
-      </w:hyperlink>
+      <w:r>
+        <w:rPr>
+          <w:lang w:val="zh_TW" w:bidi="zh_TW"/>
+        </w:rPr>
+        <w:t>列王紀上21:8–10</w:t>
+      </w:r>
     </w:p>
     <w:p>
       <w:pPr>
@@ -660,18 +636,12 @@
           <w:lang w:val="zh_TW" w:bidi="zh_TW"/>
         </w:rPr>
       </w:r>
-      <w:hyperlink r:id="rId17">
-        <w:r>
-          <w:rPr>
-            <w:lang w:val="zh_TW" w:bidi="zh_TW"/>
-          </w:rPr>
-          <w:rPr>
-            <w:color w:val="0000EE"/>
-            <w:u w:val="single"/>
-          </w:rPr>
-          <w:t>歷代志下20:3</w:t>
-        </w:r>
-      </w:hyperlink>
+      <w:r>
+        <w:rPr>
+          <w:lang w:val="zh_TW" w:bidi="zh_TW"/>
+        </w:rPr>
+        <w:t>歷代志下20:3</w:t>
+      </w:r>
     </w:p>
     <w:p>
       <w:pPr>
@@ -684,18 +654,12 @@
           <w:lang w:val="zh_TW" w:bidi="zh_TW"/>
         </w:rPr>
       </w:r>
-      <w:hyperlink r:id="rId18">
-        <w:r>
-          <w:rPr>
-            <w:lang w:val="zh_TW" w:bidi="zh_TW"/>
-          </w:rPr>
-          <w:rPr>
-            <w:color w:val="0000EE"/>
-            <w:u w:val="single"/>
-          </w:rPr>
-          <w:t>使徒行傳13:1–3</w:t>
-        </w:r>
-      </w:hyperlink>
+      <w:r>
+        <w:rPr>
+          <w:lang w:val="zh_TW" w:bidi="zh_TW"/>
+        </w:rPr>
+        <w:t>使徒行傳13:1–3</w:t>
+      </w:r>
     </w:p>
     <w:p>
       <w:pPr>
@@ -708,18 +672,12 @@
           <w:lang w:val="zh_TW" w:bidi="zh_TW"/>
         </w:rPr>
       </w:r>
-      <w:hyperlink r:id="rId19">
-        <w:r>
-          <w:rPr>
-            <w:lang w:val="zh_TW" w:bidi="zh_TW"/>
-          </w:rPr>
-          <w:rPr>
-            <w:color w:val="0000EE"/>
-            <w:u w:val="single"/>
-          </w:rPr>
-          <w:t>拿3:4–5</w:t>
-        </w:r>
-      </w:hyperlink>
+      <w:r>
+        <w:rPr>
+          <w:lang w:val="zh_TW" w:bidi="zh_TW"/>
+        </w:rPr>
+        <w:t>拿3:4–5</w:t>
+      </w:r>
     </w:p>
     <w:p>
       <w:pPr>
@@ -732,18 +690,12 @@
           <w:lang w:val="zh_TW" w:bidi="zh_TW"/>
         </w:rPr>
       </w:r>
-      <w:hyperlink r:id="rId20">
-        <w:r>
-          <w:rPr>
-            <w:lang w:val="zh_TW" w:bidi="zh_TW"/>
-          </w:rPr>
-          <w:rPr>
-            <w:color w:val="0000EE"/>
-            <w:u w:val="single"/>
-          </w:rPr>
-          <w:t>路加福音5:34</w:t>
-        </w:r>
-      </w:hyperlink>
+      <w:r>
+        <w:rPr>
+          <w:lang w:val="zh_TW" w:bidi="zh_TW"/>
+        </w:rPr>
+        <w:t>路加福音5:34</w:t>
+      </w:r>
     </w:p>
     <w:p>
       <w:pPr>
@@ -756,18 +708,12 @@
           <w:lang w:val="zh_TW" w:bidi="zh_TW"/>
         </w:rPr>
       </w:r>
-      <w:hyperlink r:id="rId21">
-        <w:r>
-          <w:rPr>
-            <w:lang w:val="zh_TW" w:bidi="zh_TW"/>
-          </w:rPr>
-          <w:rPr>
-            <w:color w:val="0000EE"/>
-            <w:u w:val="single"/>
-          </w:rPr>
-          <w:t>馬可福音2:19</w:t>
-        </w:r>
-      </w:hyperlink>
+      <w:r>
+        <w:rPr>
+          <w:lang w:val="zh_TW" w:bidi="zh_TW"/>
+        </w:rPr>
+        <w:t>馬可福音2:19</w:t>
+      </w:r>
     </w:p>
     <w:p>
       <w:pPr>
@@ -780,18 +726,12 @@
           <w:lang w:val="zh_TW" w:bidi="zh_TW"/>
         </w:rPr>
       </w:r>
-      <w:hyperlink r:id="rId22">
-        <w:r>
-          <w:rPr>
-            <w:lang w:val="zh_TW" w:bidi="zh_TW"/>
-          </w:rPr>
-          <w:rPr>
-            <w:color w:val="0000EE"/>
-            <w:u w:val="single"/>
-          </w:rPr>
-          <w:t>馬太福音6:18</w:t>
-        </w:r>
-      </w:hyperlink>
+      <w:r>
+        <w:rPr>
+          <w:lang w:val="zh_TW" w:bidi="zh_TW"/>
+        </w:rPr>
+        <w:t>馬太福音6:18</w:t>
+      </w:r>
     </w:p>
     <w:p>
       <w:pPr>
@@ -804,18 +744,12 @@
           <w:lang w:val="zh_TW" w:bidi="zh_TW"/>
         </w:rPr>
       </w:r>
-      <w:hyperlink r:id="rId23">
-        <w:r>
-          <w:rPr>
-            <w:lang w:val="zh_TW" w:bidi="zh_TW"/>
-          </w:rPr>
-          <w:rPr>
-            <w:color w:val="0000EE"/>
-            <w:u w:val="single"/>
-          </w:rPr>
-          <w:t>馬太福音9:15</w:t>
-        </w:r>
-      </w:hyperlink>
+      <w:r>
+        <w:rPr>
+          <w:lang w:val="zh_TW" w:bidi="zh_TW"/>
+        </w:rPr>
+        <w:t>馬太福音9:15</w:t>
+      </w:r>
     </w:p>
     <w:p>
       <w:pPr>
